--- a/india_monitor_data/rag/documents/Strike_Intelligence/Cyber - It Outage_Pattern_Analysis.docx
+++ b/india_monitor_data/rag/documents/Strike_Intelligence/Cyber - It Outage_Pattern_Analysis.docx
@@ -13,7 +13,7 @@
     </w:p>
     <w:p>
       <w:r>
-        <w:t>Report Generated: 2026-09-08 14:22:30</w:t>
+        <w:t>Report Generated: 2026-09-09 16:49:46</w:t>
       </w:r>
     </w:p>
     <w:p>
@@ -23,7 +23,7 @@
     </w:p>
     <w:p>
       <w:r>
-        <w:t>Total Sector Incidents Analyzed: 7</w:t>
+        <w:t>Total Sector Incidents Analyzed: 11</w:t>
       </w:r>
     </w:p>
     <w:p>
@@ -49,17 +49,17 @@
     </w:p>
     <w:p>
       <w:r>
-        <w:t>• Global: 5 recorded incident(s)</w:t>
+        <w:t>• Global: 6 recorded incident(s)</w:t>
       </w:r>
     </w:p>
     <w:p>
       <w:r>
-        <w:t>• Japan: 1 recorded incident(s)</w:t>
+        <w:t>• Canada: 3 recorded incident(s)</w:t>
       </w:r>
     </w:p>
     <w:p>
       <w:r>
-        <w:t>• Canada: 1 recorded incident(s)</w:t>
+        <w:t>• Japan: 2 recorded incident(s)</w:t>
       </w:r>
     </w:p>
     <w:p>
@@ -75,7 +75,7 @@
         <w:rPr>
           <w:b/>
         </w:rPr>
-        <w:t>Case #1: Seattle airport confronts 4th day of cyberattack outages - Cybersecurity Dive</w:t>
+        <w:t>Case #1: CBSA says system outage has been fully resolved - wgrz.com</w:t>
         <w:br/>
       </w:r>
       <w:r>
@@ -88,7 +88,7 @@
         <w:rPr>
           <w:b/>
         </w:rPr>
-        <w:t>Case #2: CBSA system outage delaying trucks at Southern Ontario border crossings partially resolved - Truck News</w:t>
+        <w:t>Case #2: Canada Border Services system outage causes lengthy backups at Blue Water Bridge - CBS News</w:t>
         <w:br/>
       </w:r>
       <w:r>
@@ -101,7 +101,7 @@
         <w:rPr>
           <w:b/>
         </w:rPr>
-        <w:t>Case #3: Boston Scientific’s ordering, shipping disrupted in cyberattack - Supply Chain Dive</w:t>
+        <w:t>Case #3: Canada Border Services system outage causes lengthy backups at Blue Water Bridge - cbsnews.com</w:t>
         <w:br/>
       </w:r>
       <w:r>
@@ -114,7 +114,7 @@
         <w:rPr>
           <w:b/>
         </w:rPr>
-        <w:t>Case #4: Major Japanese port suspends operation following ransomware attack - The Record from Recorded Future News</w:t>
+        <w:t>Case #4: Major Japanese port suspends operation following ransomware attack - therecord.media</w:t>
         <w:br/>
       </w:r>
       <w:r>
@@ -127,7 +127,7 @@
         <w:rPr>
           <w:b/>
         </w:rPr>
-        <w:t>Case #5: CBSA says system outage has been fully resolved - WGRZ</w:t>
+        <w:t>Case #5: Seattle airport confronts 4th day of cyberattack outages - Cybersecurity Dive</w:t>
         <w:br/>
       </w:r>
       <w:r>
@@ -140,7 +140,7 @@
         <w:rPr>
           <w:b/>
         </w:rPr>
-        <w:t>Case #6: VIDEO: Massive delays at Blue Water Bridge after system outage in Canadian Customs - WXYZ Channel 7</w:t>
+        <w:t>Case #6: CBSA system outage delaying trucks at Southern Ontario border crossings partially resolved - Truck News</w:t>
         <w:br/>
       </w:r>
       <w:r>
@@ -153,7 +153,46 @@
         <w:rPr>
           <w:b/>
         </w:rPr>
-        <w:t>Case #7: North Carolina ports cyberattack disrupts cargo operations - Cybernews</w:t>
+        <w:t>Case #7: Boston Scientific’s ordering, shipping disrupted in cyberattack - Supply Chain Dive</w:t>
+        <w:br/>
+      </w:r>
+      <w:r>
+        <w:t>• Date: None | Source: Unknown</w:t>
+        <w:br/>
+      </w:r>
+    </w:p>
+    <w:p>
+      <w:r>
+        <w:rPr>
+          <w:b/>
+        </w:rPr>
+        <w:t>Case #8: Major Japanese port suspends operation following ransomware attack - The Record from Recorded Future News</w:t>
+        <w:br/>
+      </w:r>
+      <w:r>
+        <w:t>• Date: None | Source: Unknown</w:t>
+        <w:br/>
+      </w:r>
+    </w:p>
+    <w:p>
+      <w:r>
+        <w:rPr>
+          <w:b/>
+        </w:rPr>
+        <w:t>Case #9: CBSA says system outage has been fully resolved - WGRZ</w:t>
+        <w:br/>
+      </w:r>
+      <w:r>
+        <w:t>• Date: None | Source: Unknown</w:t>
+        <w:br/>
+      </w:r>
+    </w:p>
+    <w:p>
+      <w:r>
+        <w:rPr>
+          <w:b/>
+        </w:rPr>
+        <w:t>Case #10: VIDEO: Massive delays at Blue Water Bridge after system outage in Canadian Customs - WXYZ Channel 7</w:t>
         <w:br/>
       </w:r>
       <w:r>
